--- a/docs/CPMG_CoPI_Report_3Sep2026.docx
+++ b/docs/CPMG_CoPI_Report_3Sep2026.docx
@@ -543,7 +543,7 @@
                 <w:sz w:val="19"/>
                 <w:szCs w:val="19"/>
               </w:rPr>
-              <w:t xml:space="preserve">0.839</w:t>
+              <w:t xml:space="preserve">0.819</w:t>
             </w:r>
           </w:p>
         </w:tc>
@@ -644,7 +644,7 @@
                 <w:sz w:val="19"/>
                 <w:szCs w:val="19"/>
               </w:rPr>
-              <w:t xml:space="preserve">0.606</w:t>
+              <w:t xml:space="preserve">0.541</w:t>
             </w:r>
           </w:p>
         </w:tc>
@@ -669,7 +669,7 @@
                 <w:sz w:val="19"/>
                 <w:szCs w:val="19"/>
               </w:rPr>
-              <w:t xml:space="preserve">27.8%</w:t>
+              <w:t xml:space="preserve">33.9%</w:t>
             </w:r>
           </w:p>
         </w:tc>
@@ -745,7 +745,7 @@
                 <w:sz w:val="19"/>
                 <w:szCs w:val="19"/>
               </w:rPr>
-              <w:t xml:space="preserve">0.355</w:t>
+              <w:t xml:space="preserve">0.206</w:t>
             </w:r>
           </w:p>
         </w:tc>
@@ -770,7 +770,7 @@
                 <w:sz w:val="19"/>
                 <w:szCs w:val="19"/>
               </w:rPr>
-              <w:t xml:space="preserve">57.7%</w:t>
+              <w:t xml:space="preserve">74.9%</w:t>
             </w:r>
           </w:p>
         </w:tc>
@@ -821,7 +821,7 @@
                 <w:sz w:val="19"/>
                 <w:szCs w:val="19"/>
               </w:rPr>
-              <w:t xml:space="preserve">586,000</w:t>
+              <w:t xml:space="preserve">581,000</w:t>
             </w:r>
           </w:p>
         </w:tc>
@@ -846,7 +846,7 @@
                 <w:sz w:val="19"/>
                 <w:szCs w:val="19"/>
               </w:rPr>
-              <w:t xml:space="preserve">0.219</w:t>
+              <w:t xml:space="preserve">0.071</w:t>
             </w:r>
           </w:p>
         </w:tc>
@@ -871,7 +871,7 @@
                 <w:sz w:val="19"/>
                 <w:szCs w:val="19"/>
               </w:rPr>
-              <w:t xml:space="preserve">74.0%</w:t>
+              <w:t xml:space="preserve">91.3%</w:t>
             </w:r>
           </w:p>
         </w:tc>
@@ -947,7 +947,7 @@
                 <w:sz w:val="19"/>
                 <w:szCs w:val="19"/>
               </w:rPr>
-              <w:t xml:space="preserve">0.148</w:t>
+              <w:t xml:space="preserve">0.053</w:t>
             </w:r>
           </w:p>
         </w:tc>
@@ -972,7 +972,7 @@
                 <w:sz w:val="19"/>
                 <w:szCs w:val="19"/>
               </w:rPr>
-              <w:t xml:space="preserve">82.4%</w:t>
+              <w:t xml:space="preserve">93.5%</w:t>
             </w:r>
           </w:p>
         </w:tc>
@@ -991,20 +991,20 @@
           <w:sz w:val="17"/>
           <w:szCs w:val="17"/>
         </w:rPr>
-        <w:t xml:space="preserve">Table 1. Baseline comparison on clean simulated data, 60,000 training profiles.</w:t>
-      </w:r>
-    </w:p>
-    <w:p>
-      <w:pPr>
-        <w:spacing w:after="140" w:line="276"/>
-      </w:pPr>
-      <w:r>
-        <w:rPr>
-          <w:rFonts w:ascii="Calibri" w:cs="Calibri" w:eastAsia="Calibri" w:hAnsi="Calibri"/>
-          <w:sz w:val="21"/>
-          <w:szCs w:val="21"/>
-        </w:rPr>
-        <w:t xml:space="preserve">Increasing the training set from 60,000 to 500,000 profiles improved the best model substantially without any architectural change: the typical residual error fell from 0.069 to 0.010 s⁻¹, a factor of 6.8. On clean simulated data the method removes the artefact for 93.5% of profiles, with a hundred-fold margin over the distortion being corrected.</w:t>
+        <w:t xml:space="preserve">Table 1. Baseline comparison on clean simulated data, 500,000 training profiles. The convolutional network wins at both dataset sizes tested; at this size its typical error is roughly half that of the Transformer.</w:t>
+      </w:r>
+    </w:p>
+    <w:p>
+      <w:pPr>
+        <w:spacing w:after="140" w:line="276"/>
+      </w:pPr>
+      <w:r>
+        <w:rPr>
+          <w:rFonts w:ascii="Calibri" w:cs="Calibri" w:eastAsia="Calibri" w:hAnsi="Calibri"/>
+          <w:sz w:val="21"/>
+          <w:szCs w:val="21"/>
+        </w:rPr>
+        <w:t xml:space="preserve">Increasing the training set from 60,000 to 500,000 profiles improved the best model substantially without any architectural change: the typical residual error fell from 0.069 to 0.010 s⁻¹, a factor of 6.8. Performance had been limited by the amount of training data rather than by model capacity, so the full comparison in Table 1 was repeated at the larger size; the ranking was unchanged. On clean simulated data the method removes the artefact for 93.5% of profiles, with a hundred-fold margin over the distortion being corrected.</w:t>
       </w:r>
     </w:p>
     <w:p>
@@ -1573,7 +1573,7 @@
           <w:sz w:val="21"/>
           <w:szCs w:val="21"/>
         </w:rPr>
-        <w:t xml:space="preserve">Complete the architecture comparison at the larger dataset size. The model ranking in Table 1 was established on the smaller dataset, where performance was limited by the amount of training data rather than by model capacity, so that ranking should not yet be treated as settled. This calculation is currently running.</w:t>
+        <w:t xml:space="preserve">Add experimental realism to the training data beyond noise — imperfect pulse calibration, off-resonance effects and temperature variation are all present in real spectra and none are currently simulated.</w:t>
       </w:r>
     </w:p>
     <w:p>

--- a/docs/CPMG_CoPI_Report_3Sep2026.docx
+++ b/docs/CPMG_CoPI_Report_3Sep2026.docx
@@ -1461,7 +1461,588 @@
           <w:sz w:val="21"/>
           <w:szCs w:val="21"/>
         </w:rPr>
-        <w:t xml:space="preserve">Since signal-to-noise improves as the square root of the number of repeat measurements, roughly 100 repeats would be needed before most profiles carried a detectable artefact. That is an impractical amount of instrument time, which redirects the effort towards two cheaper alternatives: restricting the method to the parameter range where it demonstrably works, and acquiring more distinct pulsing frequencies rather than more repeats of the same ones.</w:t>
+        <w:t xml:space="preserve">Since signal-to-noise improves only as the square root of the number of repeat measurements, roughly 100 repeats would be needed before most profiles carried a detectable artefact. We therefore asked whether the experiment could instead be re-designed to make the artefact more detectable without simply repeating it — for example by sampling more pulsing frequencies, or by lengthening the relaxation delay so that more of the artefact accumulates.</w:t>
+      </w:r>
+    </w:p>
+    <w:p>
+      <w:pPr>
+        <w:spacing w:after="140" w:line="276"/>
+      </w:pPr>
+      <w:r>
+        <w:rPr>
+          <w:rFonts w:ascii="Calibri" w:cs="Calibri" w:eastAsia="Calibri" w:hAnsi="Calibri"/>
+          <w:sz w:val="21"/>
+          <w:szCs w:val="21"/>
+        </w:rPr>
+        <w:t xml:space="preserve">This question can be answered without training anything, because whether an artefact exceeds the noise is a property of the data alone. Fifteen acquisition schemes, combining relaxation delays from 20 to 100 ms with three sampling densities, were evaluated on a common set of simulated systems using the optimal detection statistic for a smooth signal in uneven noise — a quantity that upper-bounds what any model could extract. Two conclusions followed. The number of pulsing frequencies sampled is what matters; the relaxation delay itself is almost irrelevant, with a doubling from 40 to 80 ms changing detectability by less than one percentage point at a fixed number of points.</w:t>
+      </w:r>
+    </w:p>
+    <w:tbl>
+      <w:tblPr>
+        <w:tblW w:type="dxa" w:w="8400"/>
+        <w:tblBorders>
+          <w:top w:val="single" w:color="auto" w:sz="4"/>
+          <w:left w:val="single" w:color="auto" w:sz="4"/>
+          <w:bottom w:val="single" w:color="auto" w:sz="4"/>
+          <w:right w:val="single" w:color="auto" w:sz="4"/>
+          <w:insideH w:val="single" w:color="auto" w:sz="4"/>
+          <w:insideV w:val="single" w:color="auto" w:sz="4"/>
+        </w:tblBorders>
+      </w:tblPr>
+      <w:tblGrid>
+        <w:gridCol w:w="2600"/>
+        <w:gridCol w:w="2400"/>
+        <w:gridCol w:w="1700"/>
+        <w:gridCol w:w="1700"/>
+      </w:tblGrid>
+      <w:tr>
+        <w:trPr>
+          <w:tblHeader/>
+        </w:trPr>
+        <w:tc>
+          <w:tcPr>
+            <w:tcW w:type="dxa" w:w="2600"/>
+            <w:shd w:fill="E7ECF2" w:color="auto" w:val="clear"/>
+            <w:tcMar>
+              <w:top w:type="dxa" w:w="70"/>
+              <w:left w:type="dxa" w:w="100"/>
+              <w:bottom w:type="dxa" w:w="70"/>
+              <w:right w:type="dxa" w:w="100"/>
+            </w:tcMar>
+          </w:tcPr>
+          <w:p>
+            <w:pPr>
+              <w:spacing w:after="0"/>
+            </w:pPr>
+            <w:r>
+              <w:rPr>
+                <w:rFonts w:ascii="Calibri" w:cs="Calibri" w:eastAsia="Calibri" w:hAnsi="Calibri"/>
+                <w:b/>
+                <w:bCs/>
+                <w:sz w:val="19"/>
+                <w:szCs w:val="19"/>
+              </w:rPr>
+              <w:t xml:space="preserve">Total instrument time</w:t>
+            </w:r>
+          </w:p>
+        </w:tc>
+        <w:tc>
+          <w:tcPr>
+            <w:tcW w:type="dxa" w:w="2400"/>
+            <w:shd w:fill="E7ECF2" w:color="auto" w:val="clear"/>
+            <w:tcMar>
+              <w:top w:type="dxa" w:w="70"/>
+              <w:left w:type="dxa" w:w="100"/>
+              <w:bottom w:type="dxa" w:w="70"/>
+              <w:right w:type="dxa" w:w="100"/>
+            </w:tcMar>
+          </w:tcPr>
+          <w:p>
+            <w:pPr>
+              <w:spacing w:after="0"/>
+              <w:jc w:val="right"/>
+            </w:pPr>
+            <w:r>
+              <w:rPr>
+                <w:rFonts w:ascii="Calibri" w:cs="Calibri" w:eastAsia="Calibri" w:hAnsi="Calibri"/>
+                <w:b/>
+                <w:bCs/>
+                <w:sz w:val="19"/>
+                <w:szCs w:val="19"/>
+              </w:rPr>
+              <w:t xml:space="preserve">Best acquisition</w:t>
+            </w:r>
+          </w:p>
+        </w:tc>
+        <w:tc>
+          <w:tcPr>
+            <w:tcW w:type="dxa" w:w="1700"/>
+            <w:shd w:fill="E7ECF2" w:color="auto" w:val="clear"/>
+            <w:tcMar>
+              <w:top w:type="dxa" w:w="70"/>
+              <w:left w:type="dxa" w:w="100"/>
+              <w:bottom w:type="dxa" w:w="70"/>
+              <w:right w:type="dxa" w:w="100"/>
+            </w:tcMar>
+          </w:tcPr>
+          <w:p>
+            <w:pPr>
+              <w:spacing w:after="0"/>
+              <w:jc w:val="right"/>
+            </w:pPr>
+            <w:r>
+              <w:rPr>
+                <w:rFonts w:ascii="Calibri" w:cs="Calibri" w:eastAsia="Calibri" w:hAnsi="Calibri"/>
+                <w:b/>
+                <w:bCs/>
+                <w:sz w:val="19"/>
+                <w:szCs w:val="19"/>
+              </w:rPr>
+              <w:t xml:space="preserve">Detectable</w:t>
+            </w:r>
+          </w:p>
+        </w:tc>
+        <w:tc>
+          <w:tcPr>
+            <w:tcW w:type="dxa" w:w="1700"/>
+            <w:shd w:fill="E7ECF2" w:color="auto" w:val="clear"/>
+            <w:tcMar>
+              <w:top w:type="dxa" w:w="70"/>
+              <w:left w:type="dxa" w:w="100"/>
+              <w:bottom w:type="dxa" w:w="70"/>
+              <w:right w:type="dxa" w:w="100"/>
+            </w:tcMar>
+          </w:tcPr>
+          <w:p>
+            <w:pPr>
+              <w:spacing w:after="0"/>
+              <w:jc w:val="right"/>
+            </w:pPr>
+            <w:r>
+              <w:rPr>
+                <w:rFonts w:ascii="Calibri" w:cs="Calibri" w:eastAsia="Calibri" w:hAnsi="Calibri"/>
+                <w:b/>
+                <w:bCs/>
+                <w:sz w:val="19"/>
+                <w:szCs w:val="19"/>
+              </w:rPr>
+              <w:t xml:space="preserve">By repeat measurements alone</w:t>
+            </w:r>
+          </w:p>
+        </w:tc>
+      </w:tr>
+      <w:tr>
+        <w:tc>
+          <w:tcPr>
+            <w:tcW w:type="dxa" w:w="2600"/>
+            <w:tcMar>
+              <w:top w:type="dxa" w:w="70"/>
+              <w:left w:type="dxa" w:w="100"/>
+              <w:bottom w:type="dxa" w:w="70"/>
+              <w:right w:type="dxa" w:w="100"/>
+            </w:tcMar>
+          </w:tcPr>
+          <w:p>
+            <w:pPr>
+              <w:spacing w:after="0"/>
+            </w:pPr>
+            <w:r>
+              <w:rPr>
+                <w:rFonts w:ascii="Calibri" w:cs="Calibri" w:eastAsia="Calibri" w:hAnsi="Calibri"/>
+                <w:sz w:val="19"/>
+                <w:szCs w:val="19"/>
+              </w:rPr>
+              <w:t xml:space="preserve">1× (current)</w:t>
+            </w:r>
+          </w:p>
+        </w:tc>
+        <w:tc>
+          <w:tcPr>
+            <w:tcW w:type="dxa" w:w="2400"/>
+            <w:tcMar>
+              <w:top w:type="dxa" w:w="70"/>
+              <w:left w:type="dxa" w:w="100"/>
+              <w:bottom w:type="dxa" w:w="70"/>
+              <w:right w:type="dxa" w:w="100"/>
+            </w:tcMar>
+          </w:tcPr>
+          <w:p>
+            <w:pPr>
+              <w:spacing w:after="0"/>
+              <w:jc w:val="right"/>
+            </w:pPr>
+            <w:r>
+              <w:rPr>
+                <w:rFonts w:ascii="Calibri" w:cs="Calibri" w:eastAsia="Calibri" w:hAnsi="Calibri"/>
+                <w:sz w:val="19"/>
+                <w:szCs w:val="19"/>
+              </w:rPr>
+              <w:t xml:space="preserve">40 points, 1 repeat</w:t>
+            </w:r>
+          </w:p>
+        </w:tc>
+        <w:tc>
+          <w:tcPr>
+            <w:tcW w:type="dxa" w:w="1700"/>
+            <w:tcMar>
+              <w:top w:type="dxa" w:w="70"/>
+              <w:left w:type="dxa" w:w="100"/>
+              <w:bottom w:type="dxa" w:w="70"/>
+              <w:right w:type="dxa" w:w="100"/>
+            </w:tcMar>
+          </w:tcPr>
+          <w:p>
+            <w:pPr>
+              <w:spacing w:after="0"/>
+              <w:jc w:val="right"/>
+            </w:pPr>
+            <w:r>
+              <w:rPr>
+                <w:rFonts w:ascii="Calibri" w:cs="Calibri" w:eastAsia="Calibri" w:hAnsi="Calibri"/>
+                <w:sz w:val="19"/>
+                <w:szCs w:val="19"/>
+              </w:rPr>
+              <w:t xml:space="preserve">27.2%</w:t>
+            </w:r>
+          </w:p>
+        </w:tc>
+        <w:tc>
+          <w:tcPr>
+            <w:tcW w:type="dxa" w:w="1700"/>
+            <w:tcMar>
+              <w:top w:type="dxa" w:w="70"/>
+              <w:left w:type="dxa" w:w="100"/>
+              <w:bottom w:type="dxa" w:w="70"/>
+              <w:right w:type="dxa" w:w="100"/>
+            </w:tcMar>
+          </w:tcPr>
+          <w:p>
+            <w:pPr>
+              <w:spacing w:after="0"/>
+              <w:jc w:val="right"/>
+            </w:pPr>
+            <w:r>
+              <w:rPr>
+                <w:rFonts w:ascii="Calibri" w:cs="Calibri" w:eastAsia="Calibri" w:hAnsi="Calibri"/>
+                <w:sz w:val="19"/>
+                <w:szCs w:val="19"/>
+              </w:rPr>
+              <w:t xml:space="preserve">27.2%</w:t>
+            </w:r>
+          </w:p>
+        </w:tc>
+      </w:tr>
+      <w:tr>
+        <w:tc>
+          <w:tcPr>
+            <w:tcW w:type="dxa" w:w="2600"/>
+            <w:tcMar>
+              <w:top w:type="dxa" w:w="70"/>
+              <w:left w:type="dxa" w:w="100"/>
+              <w:bottom w:type="dxa" w:w="70"/>
+              <w:right w:type="dxa" w:w="100"/>
+            </w:tcMar>
+          </w:tcPr>
+          <w:p>
+            <w:pPr>
+              <w:spacing w:after="0"/>
+            </w:pPr>
+            <w:r>
+              <w:rPr>
+                <w:rFonts w:ascii="Calibri" w:cs="Calibri" w:eastAsia="Calibri" w:hAnsi="Calibri"/>
+                <w:sz w:val="19"/>
+                <w:szCs w:val="19"/>
+              </w:rPr>
+              <w:t xml:space="preserve">2×</w:t>
+            </w:r>
+          </w:p>
+        </w:tc>
+        <w:tc>
+          <w:tcPr>
+            <w:tcW w:type="dxa" w:w="2400"/>
+            <w:tcMar>
+              <w:top w:type="dxa" w:w="70"/>
+              <w:left w:type="dxa" w:w="100"/>
+              <w:bottom w:type="dxa" w:w="70"/>
+              <w:right w:type="dxa" w:w="100"/>
+            </w:tcMar>
+          </w:tcPr>
+          <w:p>
+            <w:pPr>
+              <w:spacing w:after="0"/>
+              <w:jc w:val="right"/>
+            </w:pPr>
+            <w:r>
+              <w:rPr>
+                <w:rFonts w:ascii="Calibri" w:cs="Calibri" w:eastAsia="Calibri" w:hAnsi="Calibri"/>
+                <w:sz w:val="19"/>
+                <w:szCs w:val="19"/>
+              </w:rPr>
+              <w:t xml:space="preserve">80 points, 1 repeat</w:t>
+            </w:r>
+          </w:p>
+        </w:tc>
+        <w:tc>
+          <w:tcPr>
+            <w:tcW w:type="dxa" w:w="1700"/>
+            <w:tcMar>
+              <w:top w:type="dxa" w:w="70"/>
+              <w:left w:type="dxa" w:w="100"/>
+              <w:bottom w:type="dxa" w:w="70"/>
+              <w:right w:type="dxa" w:w="100"/>
+            </w:tcMar>
+          </w:tcPr>
+          <w:p>
+            <w:pPr>
+              <w:spacing w:after="0"/>
+              <w:jc w:val="right"/>
+            </w:pPr>
+            <w:r>
+              <w:rPr>
+                <w:rFonts w:ascii="Calibri" w:cs="Calibri" w:eastAsia="Calibri" w:hAnsi="Calibri"/>
+                <w:sz w:val="19"/>
+                <w:szCs w:val="19"/>
+              </w:rPr>
+              <w:t xml:space="preserve">39.2%</w:t>
+            </w:r>
+          </w:p>
+        </w:tc>
+        <w:tc>
+          <w:tcPr>
+            <w:tcW w:type="dxa" w:w="1700"/>
+            <w:tcMar>
+              <w:top w:type="dxa" w:w="70"/>
+              <w:left w:type="dxa" w:w="100"/>
+              <w:bottom w:type="dxa" w:w="70"/>
+              <w:right w:type="dxa" w:w="100"/>
+            </w:tcMar>
+          </w:tcPr>
+          <w:p>
+            <w:pPr>
+              <w:spacing w:after="0"/>
+              <w:jc w:val="right"/>
+            </w:pPr>
+            <w:r>
+              <w:rPr>
+                <w:rFonts w:ascii="Calibri" w:cs="Calibri" w:eastAsia="Calibri" w:hAnsi="Calibri"/>
+                <w:sz w:val="19"/>
+                <w:szCs w:val="19"/>
+              </w:rPr>
+              <w:t xml:space="preserve">37.7%</w:t>
+            </w:r>
+          </w:p>
+        </w:tc>
+      </w:tr>
+      <w:tr>
+        <w:tc>
+          <w:tcPr>
+            <w:tcW w:type="dxa" w:w="2600"/>
+            <w:tcMar>
+              <w:top w:type="dxa" w:w="70"/>
+              <w:left w:type="dxa" w:w="100"/>
+              <w:bottom w:type="dxa" w:w="70"/>
+              <w:right w:type="dxa" w:w="100"/>
+            </w:tcMar>
+          </w:tcPr>
+          <w:p>
+            <w:pPr>
+              <w:spacing w:after="0"/>
+            </w:pPr>
+            <w:r>
+              <w:rPr>
+                <w:rFonts w:ascii="Calibri" w:cs="Calibri" w:eastAsia="Calibri" w:hAnsi="Calibri"/>
+                <w:sz w:val="19"/>
+                <w:szCs w:val="19"/>
+              </w:rPr>
+              <w:t xml:space="preserve">4×</w:t>
+            </w:r>
+          </w:p>
+        </w:tc>
+        <w:tc>
+          <w:tcPr>
+            <w:tcW w:type="dxa" w:w="2400"/>
+            <w:tcMar>
+              <w:top w:type="dxa" w:w="70"/>
+              <w:left w:type="dxa" w:w="100"/>
+              <w:bottom w:type="dxa" w:w="70"/>
+              <w:right w:type="dxa" w:w="100"/>
+            </w:tcMar>
+          </w:tcPr>
+          <w:p>
+            <w:pPr>
+              <w:spacing w:after="0"/>
+              <w:jc w:val="right"/>
+            </w:pPr>
+            <w:r>
+              <w:rPr>
+                <w:rFonts w:ascii="Calibri" w:cs="Calibri" w:eastAsia="Calibri" w:hAnsi="Calibri"/>
+                <w:sz w:val="19"/>
+                <w:szCs w:val="19"/>
+              </w:rPr>
+              <w:t xml:space="preserve">40 points, 4 repeats</w:t>
+            </w:r>
+          </w:p>
+        </w:tc>
+        <w:tc>
+          <w:tcPr>
+            <w:tcW w:type="dxa" w:w="1700"/>
+            <w:tcMar>
+              <w:top w:type="dxa" w:w="70"/>
+              <w:left w:type="dxa" w:w="100"/>
+              <w:bottom w:type="dxa" w:w="70"/>
+              <w:right w:type="dxa" w:w="100"/>
+            </w:tcMar>
+          </w:tcPr>
+          <w:p>
+            <w:pPr>
+              <w:spacing w:after="0"/>
+              <w:jc w:val="right"/>
+            </w:pPr>
+            <w:r>
+              <w:rPr>
+                <w:rFonts w:ascii="Calibri" w:cs="Calibri" w:eastAsia="Calibri" w:hAnsi="Calibri"/>
+                <w:sz w:val="19"/>
+                <w:szCs w:val="19"/>
+              </w:rPr>
+              <w:t xml:space="preserve">48.8%</w:t>
+            </w:r>
+          </w:p>
+        </w:tc>
+        <w:tc>
+          <w:tcPr>
+            <w:tcW w:type="dxa" w:w="1700"/>
+            <w:tcMar>
+              <w:top w:type="dxa" w:w="70"/>
+              <w:left w:type="dxa" w:w="100"/>
+              <w:bottom w:type="dxa" w:w="70"/>
+              <w:right w:type="dxa" w:w="100"/>
+            </w:tcMar>
+          </w:tcPr>
+          <w:p>
+            <w:pPr>
+              <w:spacing w:after="0"/>
+              <w:jc w:val="right"/>
+            </w:pPr>
+            <w:r>
+              <w:rPr>
+                <w:rFonts w:ascii="Calibri" w:cs="Calibri" w:eastAsia="Calibri" w:hAnsi="Calibri"/>
+                <w:sz w:val="19"/>
+                <w:szCs w:val="19"/>
+              </w:rPr>
+              <w:t xml:space="preserve">48.8%</w:t>
+            </w:r>
+          </w:p>
+        </w:tc>
+      </w:tr>
+      <w:tr>
+        <w:tc>
+          <w:tcPr>
+            <w:tcW w:type="dxa" w:w="2600"/>
+            <w:tcMar>
+              <w:top w:type="dxa" w:w="70"/>
+              <w:left w:type="dxa" w:w="100"/>
+              <w:bottom w:type="dxa" w:w="70"/>
+              <w:right w:type="dxa" w:w="100"/>
+            </w:tcMar>
+          </w:tcPr>
+          <w:p>
+            <w:pPr>
+              <w:spacing w:after="0"/>
+            </w:pPr>
+            <w:r>
+              <w:rPr>
+                <w:rFonts w:ascii="Calibri" w:cs="Calibri" w:eastAsia="Calibri" w:hAnsi="Calibri"/>
+                <w:sz w:val="19"/>
+                <w:szCs w:val="19"/>
+              </w:rPr>
+              <w:t xml:space="preserve">8×</w:t>
+            </w:r>
+          </w:p>
+        </w:tc>
+        <w:tc>
+          <w:tcPr>
+            <w:tcW w:type="dxa" w:w="2400"/>
+            <w:tcMar>
+              <w:top w:type="dxa" w:w="70"/>
+              <w:left w:type="dxa" w:w="100"/>
+              <w:bottom w:type="dxa" w:w="70"/>
+              <w:right w:type="dxa" w:w="100"/>
+            </w:tcMar>
+          </w:tcPr>
+          <w:p>
+            <w:pPr>
+              <w:spacing w:after="0"/>
+              <w:jc w:val="right"/>
+            </w:pPr>
+            <w:r>
+              <w:rPr>
+                <w:rFonts w:ascii="Calibri" w:cs="Calibri" w:eastAsia="Calibri" w:hAnsi="Calibri"/>
+                <w:sz w:val="19"/>
+                <w:szCs w:val="19"/>
+              </w:rPr>
+              <w:t xml:space="preserve">40 points, 8 repeats</w:t>
+            </w:r>
+          </w:p>
+        </w:tc>
+        <w:tc>
+          <w:tcPr>
+            <w:tcW w:type="dxa" w:w="1700"/>
+            <w:tcMar>
+              <w:top w:type="dxa" w:w="70"/>
+              <w:left w:type="dxa" w:w="100"/>
+              <w:bottom w:type="dxa" w:w="70"/>
+              <w:right w:type="dxa" w:w="100"/>
+            </w:tcMar>
+          </w:tcPr>
+          <w:p>
+            <w:pPr>
+              <w:spacing w:after="0"/>
+              <w:jc w:val="right"/>
+            </w:pPr>
+            <w:r>
+              <w:rPr>
+                <w:rFonts w:ascii="Calibri" w:cs="Calibri" w:eastAsia="Calibri" w:hAnsi="Calibri"/>
+                <w:sz w:val="19"/>
+                <w:szCs w:val="19"/>
+              </w:rPr>
+              <w:t xml:space="preserve">59.7%</w:t>
+            </w:r>
+          </w:p>
+        </w:tc>
+        <w:tc>
+          <w:tcPr>
+            <w:tcW w:type="dxa" w:w="1700"/>
+            <w:tcMar>
+              <w:top w:type="dxa" w:w="70"/>
+              <w:left w:type="dxa" w:w="100"/>
+              <w:bottom w:type="dxa" w:w="70"/>
+              <w:right w:type="dxa" w:w="100"/>
+            </w:tcMar>
+          </w:tcPr>
+          <w:p>
+            <w:pPr>
+              <w:spacing w:after="0"/>
+              <w:jc w:val="right"/>
+            </w:pPr>
+            <w:r>
+              <w:rPr>
+                <w:rFonts w:ascii="Calibri" w:cs="Calibri" w:eastAsia="Calibri" w:hAnsi="Calibri"/>
+                <w:sz w:val="19"/>
+                <w:szCs w:val="19"/>
+              </w:rPr>
+              <w:t xml:space="preserve">59.7%</w:t>
+            </w:r>
+          </w:p>
+        </w:tc>
+      </w:tr>
+    </w:tbl>
+    <w:p>
+      <w:pPr>
+        <w:spacing w:after="200" w:before="60"/>
+      </w:pPr>
+      <w:r>
+        <w:rPr>
+          <w:rFonts w:ascii="Calibri" w:cs="Calibri" w:eastAsia="Calibri" w:hAnsi="Calibri"/>
+          <w:i/>
+          <w:iCs/>
+          <w:color w:val="5A6472"/>
+          <w:sz w:val="17"/>
+          <w:szCs w:val="17"/>
+        </w:rPr>
+        <w:t xml:space="preserve">Table 3. Detectable fraction at matched instrument time. Sampling more frequencies and repeating the measurement are interchangeable to within about one percentage point.</w:t>
+      </w:r>
+    </w:p>
+    <w:p>
+      <w:pPr>
+        <w:spacing w:after="140" w:line="276"/>
+      </w:pPr>
+      <w:r>
+        <w:rPr>
+          <w:rFonts w:ascii="Calibri" w:cs="Calibri" w:eastAsia="Calibri" w:hAnsi="Calibri"/>
+          <w:sz w:val="21"/>
+          <w:szCs w:val="21"/>
+        </w:rPr>
+        <w:t xml:space="preserve">The second conclusion is the more consequential one: once each additional pulsing frequency is charged for the instrument time it costs, sampling more frequencies is no better than simply repeating the measurement. There is no acquisition strategy that avoids the cost. Reaching roughly 60% detectability requires about eight times the current measurement time however that time is spent, which makes restricting the method to a favourable parameter range the only remaining lever that is free.</w:t>
       </w:r>
     </w:p>
     <w:p>
@@ -1519,7 +2100,7 @@
           <w:sz w:val="21"/>
           <w:szCs w:val="21"/>
         </w:rPr>
-        <w:t xml:space="preserve">Three lines of work follow directly:</w:t>
+        <w:t xml:space="preserve">Three lines of work follow directly, in order of value:</w:t>
       </w:r>
     </w:p>
     <w:p>
@@ -1555,7 +2136,7 @@
           <w:sz w:val="21"/>
           <w:szCs w:val="21"/>
         </w:rPr>
-        <w:t xml:space="preserve">Sample more pulsing frequencies, and consider longer relaxation delays. The artefact varies smoothly with frequency while noise does not, so additional independent points are a more efficient use of instrument time than repeating existing ones.</w:t>
+        <w:t xml:space="preserve">Decide what measurement time is acceptable. Detectability improves with instrument time at roughly the same rate regardless of how that time is spent, so this is a straightforward cost decision rather than a question of experimental design: about eight times the current acquisition would bring detectability to roughly 60%.</w:t>
       </w:r>
     </w:p>
     <w:p>
